--- a/fuentes/DI_CF1_82110034.docx
+++ b/fuentes/DI_CF1_82110034.docx
@@ -265,7 +265,6 @@
         <w:tc>
           <w:tcPr>
             <w:tcW w:w="3163" w:type="dxa"/>
-            <w:vAlign w:val="center"/>
           </w:tcPr>
           <w:p>
             <w:pPr>
@@ -2303,7 +2302,21 @@
           <w:sz w:val="20"/>
           <w:szCs w:val="20"/>
         </w:rPr>
-        <w:t>De acuerdo con el principio físico de conservación de la energía, “la energía no se crea ni se destruye, solo se transforma” (Serway &amp; Jewett, 2020)</w:t>
+        <w:t>De acuerdo con el principio físico de conservación de la energía, “la energía no se crea ni se destruye, solo se transforma”</w:t>
+      </w:r>
+      <w:r>
+        <w:rPr>
+          <w:sz w:val="20"/>
+          <w:szCs w:val="20"/>
+        </w:rPr>
+        <w:t xml:space="preserve"> </w:t>
+      </w:r>
+      <w:r>
+        <w:rPr>
+          <w:sz w:val="20"/>
+          <w:szCs w:val="20"/>
+        </w:rPr>
+        <w:t>(Serway &amp; Jewett, 2020)</w:t>
       </w:r>
       <w:r>
         <w:rPr>
@@ -3165,7 +3178,21 @@
           <w:sz w:val="20"/>
           <w:szCs w:val="20"/>
         </w:rPr>
-        <w:t xml:space="preserve"> dos ramas circuito serie y circuito paralelo, por tal razón ampliaremos cada una: </w:t>
+        <w:t xml:space="preserve"> dos ramas</w:t>
+      </w:r>
+      <w:r>
+        <w:rPr>
+          <w:sz w:val="20"/>
+          <w:szCs w:val="20"/>
+        </w:rPr>
+        <w:t>:</w:t>
+      </w:r>
+      <w:r>
+        <w:rPr>
+          <w:sz w:val="20"/>
+          <w:szCs w:val="20"/>
+        </w:rPr>
+        <w:t xml:space="preserve"> circuito serie y circuito paralelo, por tal razón ampliaremos cada una: </w:t>
       </w:r>
     </w:p>
     <w:p>
@@ -3528,7 +3555,7 @@
           <w:sz w:val="20"/>
           <w:szCs w:val="20"/>
         </w:rPr>
-        <w:t xml:space="preserve">  </w:t>
+        <w:t xml:space="preserve"> </w:t>
       </w:r>
       <w:r>
         <w:rPr>
@@ -3544,6 +3571,7 @@
         </w:rPr>
         <w:t xml:space="preserve"> </w:t>
       </w:r>
+      <w:proofErr w:type="spellStart"/>
       <w:r>
         <w:rPr>
           <w:sz w:val="20"/>
@@ -3551,6 +3579,7 @@
         </w:rPr>
         <w:t>Vn</w:t>
       </w:r>
+      <w:proofErr w:type="spellEnd"/>
     </w:p>
     <w:p>
       <w:pPr>
@@ -4744,7 +4773,15 @@
           <w:sz w:val="20"/>
           <w:szCs w:val="20"/>
         </w:rPr>
-        <w:t xml:space="preserve"> &amp; Sadi</w:t>
+        <w:t xml:space="preserve"> &amp; </w:t>
+      </w:r>
+      <w:proofErr w:type="spellStart"/>
+      <w:r>
+        <w:rPr>
+          <w:sz w:val="20"/>
+          <w:szCs w:val="20"/>
+        </w:rPr>
+        <w:t>Sadi</w:t>
       </w:r>
       <w:r>
         <w:rPr>
@@ -4760,6 +4797,7 @@
         </w:rPr>
         <w:t>u</w:t>
       </w:r>
+      <w:proofErr w:type="spellEnd"/>
       <w:r>
         <w:rPr>
           <w:sz w:val="20"/>
@@ -4874,7 +4912,23 @@
           <w:sz w:val="20"/>
           <w:szCs w:val="20"/>
         </w:rPr>
-        <w:t xml:space="preserve">Como lo señala Hermosa Donate (2003), en un circuito en serie la corriente es la misma en todos los elementos, mientras </w:t>
+        <w:t xml:space="preserve">Como lo señala Hermosa </w:t>
+      </w:r>
+      <w:proofErr w:type="spellStart"/>
+      <w:r>
+        <w:rPr>
+          <w:sz w:val="20"/>
+          <w:szCs w:val="20"/>
+        </w:rPr>
+        <w:t>Donate</w:t>
+      </w:r>
+      <w:proofErr w:type="spellEnd"/>
+      <w:r>
+        <w:rPr>
+          <w:sz w:val="20"/>
+          <w:szCs w:val="20"/>
+        </w:rPr>
+        <w:t xml:space="preserve"> (2003), en un circuito en serie la corriente es la misma en todos los elementos, mientras </w:t>
       </w:r>
       <w:r>
         <w:rPr>
@@ -5015,7 +5069,23 @@
           <w:sz w:val="20"/>
           <w:szCs w:val="20"/>
         </w:rPr>
-        <w:t>Fuente: Alexander &amp; Sadiku, (2013).</w:t>
+        <w:t xml:space="preserve">Fuente: Alexander &amp; </w:t>
+      </w:r>
+      <w:proofErr w:type="spellStart"/>
+      <w:r>
+        <w:rPr>
+          <w:sz w:val="20"/>
+          <w:szCs w:val="20"/>
+        </w:rPr>
+        <w:t>Sadiku</w:t>
+      </w:r>
+      <w:proofErr w:type="spellEnd"/>
+      <w:r>
+        <w:rPr>
+          <w:sz w:val="20"/>
+          <w:szCs w:val="20"/>
+        </w:rPr>
+        <w:t>, (2013).</w:t>
       </w:r>
     </w:p>
     <w:p>
@@ -5416,6 +5486,7 @@
         </w:rPr>
         <w:t xml:space="preserve"> </w:t>
       </w:r>
+      <w:proofErr w:type="spellStart"/>
       <w:r>
         <w:rPr>
           <w:b/>
@@ -5425,6 +5496,7 @@
         </w:rPr>
         <w:t>Vn</w:t>
       </w:r>
+      <w:proofErr w:type="spellEnd"/>
     </w:p>
     <w:p>
       <w:pPr>
@@ -5534,14 +5606,32 @@
           <w:szCs w:val="20"/>
           <w:lang w:val="en-US"/>
         </w:rPr>
-        <w:t>= Voltaje 2</w:t>
-      </w:r>
+        <w:t xml:space="preserve">= </w:t>
+      </w:r>
+      <w:proofErr w:type="spellStart"/>
       <w:r>
         <w:rPr>
           <w:sz w:val="20"/>
           <w:szCs w:val="20"/>
           <w:lang w:val="en-US"/>
         </w:rPr>
+        <w:t>Voltaje</w:t>
+      </w:r>
+      <w:proofErr w:type="spellEnd"/>
+      <w:r>
+        <w:rPr>
+          <w:sz w:val="20"/>
+          <w:szCs w:val="20"/>
+          <w:lang w:val="en-US"/>
+        </w:rPr>
+        <w:t xml:space="preserve"> 2</w:t>
+      </w:r>
+      <w:r>
+        <w:rPr>
+          <w:sz w:val="20"/>
+          <w:szCs w:val="20"/>
+          <w:lang w:val="en-US"/>
+        </w:rPr>
         <w:t xml:space="preserve"> </w:t>
       </w:r>
     </w:p>
@@ -5556,6 +5646,7 @@
           <w:lang w:val="en-US"/>
         </w:rPr>
       </w:pPr>
+      <w:proofErr w:type="spellStart"/>
       <w:r>
         <w:rPr>
           <w:sz w:val="20"/>
@@ -5564,6 +5655,7 @@
         </w:rPr>
         <w:t>Vn</w:t>
       </w:r>
+      <w:proofErr w:type="spellEnd"/>
       <w:r>
         <w:rPr>
           <w:sz w:val="20"/>
@@ -5580,13 +5672,23 @@
         </w:rPr>
         <w:t xml:space="preserve">= </w:t>
       </w:r>
+      <w:proofErr w:type="spellStart"/>
       <w:r>
         <w:rPr>
           <w:sz w:val="20"/>
           <w:szCs w:val="20"/>
           <w:lang w:val="en-US"/>
         </w:rPr>
-        <w:t>Voltaje n</w:t>
+        <w:t>Voltaje</w:t>
+      </w:r>
+      <w:proofErr w:type="spellEnd"/>
+      <w:r>
+        <w:rPr>
+          <w:sz w:val="20"/>
+          <w:szCs w:val="20"/>
+          <w:lang w:val="en-US"/>
+        </w:rPr>
+        <w:t xml:space="preserve"> n</w:t>
       </w:r>
     </w:p>
     <w:p>
@@ -7407,7 +7509,23 @@
           <w:sz w:val="20"/>
           <w:szCs w:val="20"/>
         </w:rPr>
-        <w:t xml:space="preserve"> &amp; Sadiku, (2013)</w:t>
+        <w:t xml:space="preserve"> &amp; </w:t>
+      </w:r>
+      <w:proofErr w:type="spellStart"/>
+      <w:r>
+        <w:rPr>
+          <w:sz w:val="20"/>
+          <w:szCs w:val="20"/>
+        </w:rPr>
+        <w:t>Sadiku</w:t>
+      </w:r>
+      <w:proofErr w:type="spellEnd"/>
+      <w:r>
+        <w:rPr>
+          <w:sz w:val="20"/>
+          <w:szCs w:val="20"/>
+        </w:rPr>
+        <w:t>, (2013)</w:t>
       </w:r>
       <w:r>
         <w:rPr>
@@ -7460,7 +7578,23 @@
           <w:sz w:val="20"/>
           <w:szCs w:val="20"/>
         </w:rPr>
-        <w:t>es aquel que combina elementos conectados tanto en serie como en paralelo. Para resolver problemas asociados a este tipo de circuitos, se recomienda simplificar las conexiones paso a paso, sumado a esto cuando se identifican dos elementos conectados en paralelo y dispuestos consecutivamente, pueden ser reemplazados por un equivalente en serie. Esta estrategia permite una solución más sencilla y ordenada del circuito (Hermosa Donate, 2003).</w:t>
+        <w:t xml:space="preserve">es aquel que combina elementos conectados tanto en serie como en paralelo. Para resolver problemas asociados a este tipo de circuitos, se recomienda simplificar las conexiones paso a paso. Una estrategia útil consiste en identificar pares de elementos conectados en paralelo y dispuestos de forma consecutiva, los cuales pueden ser reemplazados por su equivalente en serie. Este procedimiento facilita una solución más ordenada y eficiente del circuito (Hermosa </w:t>
+      </w:r>
+      <w:proofErr w:type="spellStart"/>
+      <w:r>
+        <w:rPr>
+          <w:sz w:val="20"/>
+          <w:szCs w:val="20"/>
+        </w:rPr>
+        <w:t>Donate</w:t>
+      </w:r>
+      <w:proofErr w:type="spellEnd"/>
+      <w:r>
+        <w:rPr>
+          <w:sz w:val="20"/>
+          <w:szCs w:val="20"/>
+        </w:rPr>
+        <w:t>, 2003).</w:t>
       </w:r>
     </w:p>
     <w:p>
@@ -7603,7 +7737,23 @@
           <w:sz w:val="20"/>
           <w:szCs w:val="20"/>
         </w:rPr>
-        <w:t xml:space="preserve"> &amp; Sadiku, (2013).</w:t>
+        <w:t xml:space="preserve"> &amp; </w:t>
+      </w:r>
+      <w:proofErr w:type="spellStart"/>
+      <w:r>
+        <w:rPr>
+          <w:sz w:val="20"/>
+          <w:szCs w:val="20"/>
+        </w:rPr>
+        <w:t>Sadiku</w:t>
+      </w:r>
+      <w:proofErr w:type="spellEnd"/>
+      <w:r>
+        <w:rPr>
+          <w:sz w:val="20"/>
+          <w:szCs w:val="20"/>
+        </w:rPr>
+        <w:t>, (2013).</w:t>
       </w:r>
     </w:p>
     <w:p>
@@ -9637,12 +9787,21 @@
         </w:rPr>
         <w:t xml:space="preserve">Fuente: </w:t>
       </w:r>
-      <w:r>
-        <w:rPr>
-          <w:sz w:val="20"/>
-          <w:szCs w:val="20"/>
-        </w:rPr>
-        <w:t>Polverini, (2022)</w:t>
+      <w:proofErr w:type="spellStart"/>
+      <w:r>
+        <w:rPr>
+          <w:sz w:val="20"/>
+          <w:szCs w:val="20"/>
+        </w:rPr>
+        <w:t>Polverini</w:t>
+      </w:r>
+      <w:proofErr w:type="spellEnd"/>
+      <w:r>
+        <w:rPr>
+          <w:sz w:val="20"/>
+          <w:szCs w:val="20"/>
+        </w:rPr>
+        <w:t>, (2022)</w:t>
       </w:r>
       <w:r>
         <w:rPr>
@@ -10152,12 +10311,21 @@
         </w:rPr>
         <w:t xml:space="preserve">Fuente: </w:t>
       </w:r>
-      <w:r>
-        <w:rPr>
-          <w:sz w:val="20"/>
-          <w:szCs w:val="20"/>
-        </w:rPr>
-        <w:t>Polverini, (2022)</w:t>
+      <w:proofErr w:type="spellStart"/>
+      <w:r>
+        <w:rPr>
+          <w:sz w:val="20"/>
+          <w:szCs w:val="20"/>
+        </w:rPr>
+        <w:t>Polverini</w:t>
+      </w:r>
+      <w:proofErr w:type="spellEnd"/>
+      <w:r>
+        <w:rPr>
+          <w:sz w:val="20"/>
+          <w:szCs w:val="20"/>
+        </w:rPr>
+        <w:t>, (2022)</w:t>
       </w:r>
       <w:r>
         <w:rPr>
@@ -10598,12 +10766,21 @@
         </w:rPr>
         <w:t xml:space="preserve">Fuente: </w:t>
       </w:r>
-      <w:r>
-        <w:rPr>
-          <w:sz w:val="20"/>
-          <w:szCs w:val="20"/>
-        </w:rPr>
-        <w:t>Polverini, (2022)</w:t>
+      <w:proofErr w:type="spellStart"/>
+      <w:r>
+        <w:rPr>
+          <w:sz w:val="20"/>
+          <w:szCs w:val="20"/>
+        </w:rPr>
+        <w:t>Polverini</w:t>
+      </w:r>
+      <w:proofErr w:type="spellEnd"/>
+      <w:r>
+        <w:rPr>
+          <w:sz w:val="20"/>
+          <w:szCs w:val="20"/>
+        </w:rPr>
+        <w:t>, (2022)</w:t>
       </w:r>
       <w:r>
         <w:rPr>
@@ -11157,13 +11334,6 @@
           <w:szCs w:val="20"/>
         </w:rPr>
         <w:t xml:space="preserve">o </w:t>
-      </w:r>
-      <w:r>
-        <w:rPr>
-          <w:sz w:val="20"/>
-          <w:szCs w:val="20"/>
-        </w:rPr>
-        <w:t xml:space="preserve"> </w:t>
       </w:r>
       <w:r>
         <w:rPr>
@@ -12657,7 +12827,21 @@
           <w:sz w:val="20"/>
           <w:szCs w:val="20"/>
         </w:rPr>
-        <w:t>Pulsador: Abre o cierra el circuito solo mientras está presionado.</w:t>
+        <w:t xml:space="preserve">Pulsador: </w:t>
+      </w:r>
+      <w:r>
+        <w:rPr>
+          <w:sz w:val="20"/>
+          <w:szCs w:val="20"/>
+        </w:rPr>
+        <w:t>a</w:t>
+      </w:r>
+      <w:r>
+        <w:rPr>
+          <w:sz w:val="20"/>
+          <w:szCs w:val="20"/>
+        </w:rPr>
+        <w:t>bre o cierra el circuito solo mientras está presionado.</w:t>
       </w:r>
     </w:p>
     <w:p>
@@ -12678,7 +12862,21 @@
           <w:sz w:val="20"/>
           <w:szCs w:val="20"/>
         </w:rPr>
-        <w:t>Interruptor: Abre o cierra el circuito de forma permanente hasta que se accione nuevamente.</w:t>
+        <w:t xml:space="preserve">Interruptor: </w:t>
+      </w:r>
+      <w:r>
+        <w:rPr>
+          <w:sz w:val="20"/>
+          <w:szCs w:val="20"/>
+        </w:rPr>
+        <w:t>a</w:t>
+      </w:r>
+      <w:r>
+        <w:rPr>
+          <w:sz w:val="20"/>
+          <w:szCs w:val="20"/>
+        </w:rPr>
+        <w:t>bre o cierra el circuito de forma permanente hasta que se accione nuevamente.</w:t>
       </w:r>
     </w:p>
     <w:p>
@@ -12699,7 +12897,21 @@
           <w:sz w:val="20"/>
           <w:szCs w:val="20"/>
         </w:rPr>
-        <w:t>Conmutador: Permite controlar el encendido o apagado del circuito desde diferentes puntos. Un tipo especial es el conmutador de cruce, que invierte la polaridad del circuito, comúnmente usado para cambiar el sentido de giro de los motores.</w:t>
+        <w:t xml:space="preserve">Conmutador: </w:t>
+      </w:r>
+      <w:r>
+        <w:rPr>
+          <w:sz w:val="20"/>
+          <w:szCs w:val="20"/>
+        </w:rPr>
+        <w:t>p</w:t>
+      </w:r>
+      <w:r>
+        <w:rPr>
+          <w:sz w:val="20"/>
+          <w:szCs w:val="20"/>
+        </w:rPr>
+        <w:t>ermite controlar el encendido o apagado del circuito desde diferentes puntos. Un tipo especial es el conmutador de cruce, que invierte la polaridad del circuito, comúnmente usado para cambiar el sentido de giro de los motores.</w:t>
       </w:r>
     </w:p>
     <w:p>
@@ -12769,18 +12981,6 @@
     </w:p>
     <w:p>
       <w:pPr>
-        <w:pStyle w:val="Prrafodelista"/>
-        <w:ind w:left="142"/>
-        <w:rPr>
-          <w:sz w:val="20"/>
-          <w:szCs w:val="20"/>
-        </w:rPr>
-      </w:pPr>
-    </w:p>
-    <w:p>
-      <w:pPr>
-        <w:pStyle w:val="Prrafodelista"/>
-        <w:ind w:left="142"/>
         <w:rPr>
           <w:sz w:val="20"/>
           <w:szCs w:val="20"/>
@@ -12950,9 +13150,9 @@
           <w:szCs w:val="20"/>
         </w:rPr>
         <w:drawing>
-          <wp:inline distT="0" distB="0" distL="0" distR="0" wp14:anchorId="5066416F" wp14:editId="4B29CCEC">
-            <wp:extent cx="2282024" cy="2122284"/>
-            <wp:effectExtent l="0" t="0" r="4445" b="0"/>
+          <wp:inline distT="0" distB="0" distL="0" distR="0" wp14:anchorId="5066416F" wp14:editId="1C3DB352">
+            <wp:extent cx="2464904" cy="2292363"/>
+            <wp:effectExtent l="0" t="0" r="0" b="0"/>
             <wp:docPr id="1682714608" name="Imagen 1"/>
             <wp:cNvGraphicFramePr>
               <a:graphicFrameLocks xmlns:a="http://schemas.openxmlformats.org/drawingml/2006/main" noChangeAspect="1"/>
@@ -12979,7 +13179,7 @@
                   <pic:spPr>
                     <a:xfrm>
                       <a:off x="0" y="0"/>
-                      <a:ext cx="2300743" cy="2139693"/>
+                      <a:ext cx="2486997" cy="2312910"/>
                     </a:xfrm>
                     <a:prstGeom prst="rect">
                       <a:avLst/>
@@ -16039,7 +16239,35 @@
           <w:sz w:val="20"/>
           <w:szCs w:val="20"/>
         </w:rPr>
-        <w:t xml:space="preserve"> hacerlo ya que </w:t>
+        <w:t xml:space="preserve"> hacerlo</w:t>
+      </w:r>
+      <w:r>
+        <w:rPr>
+          <w:sz w:val="20"/>
+          <w:szCs w:val="20"/>
+        </w:rPr>
+        <w:t>,</w:t>
+      </w:r>
+      <w:r>
+        <w:rPr>
+          <w:sz w:val="20"/>
+          <w:szCs w:val="20"/>
+        </w:rPr>
+        <w:t xml:space="preserve"> ya que</w:t>
+      </w:r>
+      <w:r>
+        <w:rPr>
+          <w:sz w:val="20"/>
+          <w:szCs w:val="20"/>
+        </w:rPr>
+        <w:t>,</w:t>
+      </w:r>
+      <w:r>
+        <w:rPr>
+          <w:sz w:val="20"/>
+          <w:szCs w:val="20"/>
+        </w:rPr>
+        <w:t xml:space="preserve"> </w:t>
       </w:r>
       <w:r>
         <w:rPr>
@@ -16328,7 +16556,37 @@
           <w:sz w:val="20"/>
           <w:szCs w:val="20"/>
         </w:rPr>
-        <w:t>Resistencia en serie (R1...5 y R6)</w:t>
+        <w:t xml:space="preserve">Resistencia en serie (R1...5 y </w:t>
+      </w:r>
+      <w:commentRangeStart w:id="21"/>
+      <w:r>
+        <w:rPr>
+          <w:b/>
+          <w:bCs/>
+          <w:i/>
+          <w:iCs/>
+          <w:sz w:val="20"/>
+          <w:szCs w:val="20"/>
+        </w:rPr>
+        <w:t>R6</w:t>
+      </w:r>
+      <w:commentRangeEnd w:id="21"/>
+      <w:r>
+        <w:rPr>
+          <w:rStyle w:val="Refdecomentario"/>
+        </w:rPr>
+        <w:commentReference w:id="21"/>
+      </w:r>
+      <w:r>
+        <w:rPr>
+          <w:b/>
+          <w:bCs/>
+          <w:i/>
+          <w:iCs/>
+          <w:sz w:val="20"/>
+          <w:szCs w:val="20"/>
+        </w:rPr>
+        <w:t>)</w:t>
       </w:r>
     </w:p>
     <w:p>
@@ -16352,7 +16610,6 @@
           <w:szCs w:val="20"/>
         </w:rPr>
       </w:pPr>
-      <w:commentRangeStart w:id="21"/>
       <w:r>
         <w:rPr>
           <w:noProof/>
@@ -16401,14 +16658,6 @@
           </wp:inline>
         </w:drawing>
       </w:r>
-      <w:commentRangeEnd w:id="21"/>
-      <w:r>
-        <w:rPr>
-          <w:sz w:val="20"/>
-          <w:szCs w:val="20"/>
-        </w:rPr>
-        <w:commentReference w:id="21"/>
-      </w:r>
     </w:p>
     <w:p>
       <w:pPr>
@@ -16462,6 +16711,7 @@
           <w:szCs w:val="28"/>
         </w:rPr>
       </w:pPr>
+      <w:proofErr w:type="spellStart"/>
       <w:r>
         <w:rPr>
           <w:b/>
@@ -16469,7 +16719,17 @@
           <w:sz w:val="28"/>
           <w:szCs w:val="28"/>
         </w:rPr>
-        <w:t>Rt = R</w:t>
+        <w:t>Rt</w:t>
+      </w:r>
+      <w:proofErr w:type="spellEnd"/>
+      <w:r>
+        <w:rPr>
+          <w:b/>
+          <w:bCs/>
+          <w:sz w:val="28"/>
+          <w:szCs w:val="28"/>
+        </w:rPr>
+        <w:t xml:space="preserve"> = R</w:t>
       </w:r>
       <w:r>
         <w:rPr>
@@ -18550,6 +18810,7 @@
           <w:lang w:eastAsia="es-CO"/>
         </w:rPr>
       </w:pPr>
+      <w:proofErr w:type="spellStart"/>
       <w:r>
         <w:rPr>
           <w:rFonts w:eastAsia="Times New Roman"/>
@@ -18559,7 +18820,43 @@
           <w:szCs w:val="20"/>
           <w:lang w:eastAsia="es-CO"/>
         </w:rPr>
-        <w:t>Nanofaradios (nF) = 10</w:t>
+        <w:t>Nanofaradios</w:t>
+      </w:r>
+      <w:proofErr w:type="spellEnd"/>
+      <w:r>
+        <w:rPr>
+          <w:rFonts w:eastAsia="Times New Roman"/>
+          <w:b/>
+          <w:bCs/>
+          <w:sz w:val="20"/>
+          <w:szCs w:val="20"/>
+          <w:lang w:eastAsia="es-CO"/>
+        </w:rPr>
+        <w:t xml:space="preserve"> (</w:t>
+      </w:r>
+      <w:proofErr w:type="spellStart"/>
+      <w:r>
+        <w:rPr>
+          <w:rFonts w:eastAsia="Times New Roman"/>
+          <w:b/>
+          <w:bCs/>
+          <w:sz w:val="20"/>
+          <w:szCs w:val="20"/>
+          <w:lang w:eastAsia="es-CO"/>
+        </w:rPr>
+        <w:t>nF</w:t>
+      </w:r>
+      <w:proofErr w:type="spellEnd"/>
+      <w:r>
+        <w:rPr>
+          <w:rFonts w:eastAsia="Times New Roman"/>
+          <w:b/>
+          <w:bCs/>
+          <w:sz w:val="20"/>
+          <w:szCs w:val="20"/>
+          <w:lang w:eastAsia="es-CO"/>
+        </w:rPr>
+        <w:t>) = 10</w:t>
       </w:r>
       <w:r>
         <w:rPr>
@@ -18613,7 +18910,31 @@
           <w:szCs w:val="20"/>
           <w:lang w:eastAsia="es-CO"/>
         </w:rPr>
-        <w:t>Picofaradios (pF) = 10</w:t>
+        <w:t>Picofaradios (</w:t>
+      </w:r>
+      <w:proofErr w:type="spellStart"/>
+      <w:r>
+        <w:rPr>
+          <w:rFonts w:eastAsia="Times New Roman"/>
+          <w:b/>
+          <w:bCs/>
+          <w:sz w:val="20"/>
+          <w:szCs w:val="20"/>
+          <w:lang w:eastAsia="es-CO"/>
+        </w:rPr>
+        <w:t>pF</w:t>
+      </w:r>
+      <w:proofErr w:type="spellEnd"/>
+      <w:r>
+        <w:rPr>
+          <w:rFonts w:eastAsia="Times New Roman"/>
+          <w:b/>
+          <w:bCs/>
+          <w:sz w:val="20"/>
+          <w:szCs w:val="20"/>
+          <w:lang w:eastAsia="es-CO"/>
+        </w:rPr>
+        <w:t>) = 10</w:t>
       </w:r>
       <w:r>
         <w:rPr>
@@ -19131,7 +19452,25 @@
           <w:szCs w:val="20"/>
           <w:lang w:eastAsia="es-CO"/>
         </w:rPr>
-        <w:t>l igual que en las resistencias, la tolerancia indica el margen de error entre la capacidad real del condensador y la que se indica en su carcasa. Por ejemplo, un condensador de 100 µF con una tolerancia del ±10</w:t>
+        <w:t>l igual que en las resistencias, la tolerancia indica el margen de error entre la capacidad real del condensador y la que se indica en su carcasa. Por ejemplo, un condensador de 100 µF con una tolerancia del ±</w:t>
+      </w:r>
+      <w:r>
+        <w:rPr>
+          <w:rFonts w:eastAsia="Times New Roman"/>
+          <w:sz w:val="20"/>
+          <w:szCs w:val="20"/>
+          <w:lang w:eastAsia="es-CO"/>
+        </w:rPr>
+        <w:t xml:space="preserve"> </w:t>
+      </w:r>
+      <w:r>
+        <w:rPr>
+          <w:rFonts w:eastAsia="Times New Roman"/>
+          <w:sz w:val="20"/>
+          <w:szCs w:val="20"/>
+          <w:lang w:eastAsia="es-CO"/>
+        </w:rPr>
+        <w:t>10</w:t>
       </w:r>
       <w:r>
         <w:rPr>
@@ -19760,6 +20099,7 @@
           <w:szCs w:val="20"/>
         </w:rPr>
       </w:pPr>
+      <w:proofErr w:type="spellStart"/>
       <w:r>
         <w:rPr>
           <w:rStyle w:val="Textoennegrita"/>
@@ -19770,6 +20110,7 @@
         </w:rPr>
         <w:t>Biometanización</w:t>
       </w:r>
+      <w:proofErr w:type="spellEnd"/>
       <w:r>
         <w:rPr>
           <w:sz w:val="20"/>
@@ -20049,7 +20390,23 @@
           <w:sz w:val="20"/>
           <w:szCs w:val="20"/>
         </w:rPr>
-        <w:t>Fuente: Picco, (2014).</w:t>
+        <w:t xml:space="preserve">Fuente: </w:t>
+      </w:r>
+      <w:proofErr w:type="spellStart"/>
+      <w:r>
+        <w:rPr>
+          <w:sz w:val="20"/>
+          <w:szCs w:val="20"/>
+        </w:rPr>
+        <w:t>Picco</w:t>
+      </w:r>
+      <w:proofErr w:type="spellEnd"/>
+      <w:r>
+        <w:rPr>
+          <w:sz w:val="20"/>
+          <w:szCs w:val="20"/>
+        </w:rPr>
+        <w:t>, (2014).</w:t>
       </w:r>
     </w:p>
     <w:p>
@@ -20733,42 +21090,6 @@
         </w:rPr>
         <w:t>.</w:t>
       </w:r>
-    </w:p>
-    <w:p>
-      <w:pPr>
-        <w:pStyle w:val="Normal0"/>
-        <w:spacing w:line="360" w:lineRule="auto"/>
-        <w:ind w:left="142"/>
-        <w:jc w:val="both"/>
-        <w:rPr>
-          <w:sz w:val="20"/>
-          <w:szCs w:val="20"/>
-        </w:rPr>
-      </w:pPr>
-    </w:p>
-    <w:p>
-      <w:pPr>
-        <w:pStyle w:val="Normal0"/>
-        <w:spacing w:line="360" w:lineRule="auto"/>
-        <w:ind w:left="142"/>
-        <w:jc w:val="both"/>
-        <w:rPr>
-          <w:sz w:val="20"/>
-          <w:szCs w:val="20"/>
-        </w:rPr>
-      </w:pPr>
-    </w:p>
-    <w:p>
-      <w:pPr>
-        <w:pStyle w:val="Normal0"/>
-        <w:spacing w:line="360" w:lineRule="auto"/>
-        <w:ind w:left="142"/>
-        <w:jc w:val="both"/>
-        <w:rPr>
-          <w:sz w:val="20"/>
-          <w:szCs w:val="20"/>
-        </w:rPr>
-      </w:pPr>
     </w:p>
     <w:p>
       <w:pPr>
@@ -21077,7 +21398,6 @@
           <w:sz w:val="20"/>
           <w:szCs w:val="20"/>
         </w:rPr>
-        <w:lastRenderedPageBreak/>
         <w:t>Fuente: Corriente eléctrica, (2011).</w:t>
       </w:r>
     </w:p>
@@ -21126,6 +21446,7 @@
           <w:sz w:val="20"/>
           <w:szCs w:val="20"/>
         </w:rPr>
+        <w:lastRenderedPageBreak/>
         <w:t>La corriente alterna</w:t>
       </w:r>
       <w:r>
@@ -21608,7 +21929,6 @@
           <w:sz w:val="20"/>
           <w:szCs w:val="20"/>
         </w:rPr>
-        <w:lastRenderedPageBreak/>
         <w:t xml:space="preserve">SÍNTESIS </w:t>
       </w:r>
     </w:p>
@@ -21640,6 +21960,7 @@
           <w:sz w:val="20"/>
           <w:szCs w:val="20"/>
         </w:rPr>
+        <w:lastRenderedPageBreak/>
         <w:t>Comprender los conceptos fundamentales de la electricidad es esencial para el aprendiz</w:t>
       </w:r>
       <w:r>
@@ -22185,7 +22506,7 @@
                 <w:sz w:val="20"/>
                 <w:szCs w:val="20"/>
               </w:rPr>
-              <w:t xml:space="preserve">). Tema 2: Análisis de circuitos en corriente continua. </w:t>
+              <w:t xml:space="preserve">). Tema 2: Análisis de circuitos en corriente continua. Fundamentos de Ingeniería </w:t>
             </w:r>
             <w:r>
               <w:rPr>
@@ -22196,16 +22517,6 @@
                 <w:szCs w:val="20"/>
               </w:rPr>
               <w:lastRenderedPageBreak/>
-              <w:t xml:space="preserve">Fundamentos de Ingeniería </w:t>
-            </w:r>
-            <w:r>
-              <w:rPr>
-                <w:rFonts w:eastAsia="Calibri"/>
-                <w:b w:val="0"/>
-                <w:color w:val="000000" w:themeColor="text1"/>
-                <w:sz w:val="20"/>
-                <w:szCs w:val="20"/>
-              </w:rPr>
               <w:t>Eléctrica</w:t>
             </w:r>
             <w:r>
@@ -22283,17 +22594,7 @@
                   <w:sz w:val="20"/>
                   <w:szCs w:val="20"/>
                 </w:rPr>
-                <w:t>https://ocw.uc3m.es/pluginfile.php/5638/mod_p</w:t>
-              </w:r>
-              <w:r>
-                <w:rPr>
-                  <w:rStyle w:val="Hipervnculo"/>
-                  <w:b w:val="0"/>
-                  <w:sz w:val="20"/>
-                  <w:szCs w:val="20"/>
-                </w:rPr>
-                <w:lastRenderedPageBreak/>
-                <w:t>age/content/22/FIE_diapositivas_Tema2.pdf</w:t>
+                <w:t>https://ocw.uc3m.es/pluginfile.php/5638/mod_page/content/22/FIE_diapositivas_Tema2.pdf</w:t>
               </w:r>
             </w:hyperlink>
           </w:p>
@@ -22330,7 +22631,6 @@
                 <w:sz w:val="20"/>
                 <w:szCs w:val="20"/>
               </w:rPr>
-              <w:lastRenderedPageBreak/>
               <w:t xml:space="preserve"> Condensadores e inductores</w:t>
             </w:r>
           </w:p>
@@ -22404,7 +22704,29 @@
                 <w:szCs w:val="20"/>
                 <w:lang w:val="en-US"/>
               </w:rPr>
-              <w:t xml:space="preserve">[Catálogo PDF]. Direct Industry Connect. </w:t>
+              <w:t>[</w:t>
+            </w:r>
+            <w:proofErr w:type="spellStart"/>
+            <w:r>
+              <w:rPr>
+                <w:b w:val="0"/>
+                <w:color w:val="000000" w:themeColor="text1"/>
+                <w:sz w:val="20"/>
+                <w:szCs w:val="20"/>
+                <w:lang w:val="en-US"/>
+              </w:rPr>
+              <w:t>Catálogo</w:t>
+            </w:r>
+            <w:proofErr w:type="spellEnd"/>
+            <w:r>
+              <w:rPr>
+                <w:b w:val="0"/>
+                <w:color w:val="000000" w:themeColor="text1"/>
+                <w:sz w:val="20"/>
+                <w:szCs w:val="20"/>
+                <w:lang w:val="en-US"/>
+              </w:rPr>
+              <w:t xml:space="preserve"> PDF]. Direct Industry Connect. </w:t>
             </w:r>
           </w:p>
         </w:tc>
@@ -23775,12 +24097,9 @@
           </w:tcPr>
           <w:p>
             <w:pPr>
-              <w:pStyle w:val="Normal0"/>
-              <w:spacing w:line="276" w:lineRule="auto"/>
-              <w:ind w:left="142"/>
+              <w:ind w:left="184"/>
               <w:rPr>
                 <w:b w:val="0"/>
-                <w:bCs/>
                 <w:sz w:val="20"/>
                 <w:szCs w:val="20"/>
               </w:rPr>
@@ -23788,11 +24107,10 @@
             <w:r>
               <w:rPr>
                 <w:b w:val="0"/>
-                <w:bCs/>
                 <w:sz w:val="20"/>
                 <w:szCs w:val="20"/>
               </w:rPr>
-              <w:t>Determina la cantidad de calor que es capaz de entregar una resistencia, esta cantidad de calor dependerá de la intensidad de corriente que por ella circule de la cantidad de tiempo que esté conectada.</w:t>
+              <w:t>Determina la cantidad de calor que una resistencia es capaz de entregar, la cual depende de la intensidad de corriente que la atraviesa y del tiempo durante el cual permanece conectada.</w:t>
             </w:r>
           </w:p>
           <w:p>
@@ -24302,13 +24620,23 @@
           <w:szCs w:val="20"/>
         </w:rPr>
       </w:pPr>
+      <w:proofErr w:type="spellStart"/>
       <w:r>
         <w:rPr>
           <w:color w:val="000000" w:themeColor="text1"/>
           <w:sz w:val="20"/>
           <w:szCs w:val="20"/>
         </w:rPr>
-        <w:t xml:space="preserve">Blogspot. </w:t>
+        <w:t>Blogspot</w:t>
+      </w:r>
+      <w:proofErr w:type="spellEnd"/>
+      <w:r>
+        <w:rPr>
+          <w:color w:val="000000" w:themeColor="text1"/>
+          <w:sz w:val="20"/>
+          <w:szCs w:val="20"/>
+        </w:rPr>
+        <w:t xml:space="preserve">. </w:t>
       </w:r>
       <w:r>
         <w:rPr>
@@ -24364,12 +24692,21 @@
           <w:szCs w:val="20"/>
         </w:rPr>
       </w:pPr>
-      <w:r>
-        <w:rPr>
-          <w:sz w:val="20"/>
-          <w:szCs w:val="20"/>
-        </w:rPr>
-        <w:t>Escuelapedia. (201</w:t>
+      <w:proofErr w:type="spellStart"/>
+      <w:r>
+        <w:rPr>
+          <w:sz w:val="20"/>
+          <w:szCs w:val="20"/>
+        </w:rPr>
+        <w:t>Escuelapedia</w:t>
+      </w:r>
+      <w:proofErr w:type="spellEnd"/>
+      <w:r>
+        <w:rPr>
+          <w:sz w:val="20"/>
+          <w:szCs w:val="20"/>
+        </w:rPr>
+        <w:t>. (201</w:t>
       </w:r>
       <w:r>
         <w:rPr>
@@ -24487,7 +24824,43 @@
           <w:sz w:val="20"/>
           <w:szCs w:val="20"/>
         </w:rPr>
-        <w:t xml:space="preserve">2023). Conceptos básicos de electricidad: La ley de Ohm - Panama Hitek. </w:t>
+        <w:t xml:space="preserve">2023). Conceptos básicos de electricidad: La ley de Ohm - </w:t>
+      </w:r>
+      <w:proofErr w:type="spellStart"/>
+      <w:r>
+        <w:rPr>
+          <w:color w:val="000000" w:themeColor="text1"/>
+          <w:sz w:val="20"/>
+          <w:szCs w:val="20"/>
+        </w:rPr>
+        <w:t>Panama</w:t>
+      </w:r>
+      <w:proofErr w:type="spellEnd"/>
+      <w:r>
+        <w:rPr>
+          <w:color w:val="000000" w:themeColor="text1"/>
+          <w:sz w:val="20"/>
+          <w:szCs w:val="20"/>
+        </w:rPr>
+        <w:t xml:space="preserve"> </w:t>
+      </w:r>
+      <w:proofErr w:type="spellStart"/>
+      <w:r>
+        <w:rPr>
+          <w:color w:val="000000" w:themeColor="text1"/>
+          <w:sz w:val="20"/>
+          <w:szCs w:val="20"/>
+        </w:rPr>
+        <w:t>Hitek</w:t>
+      </w:r>
+      <w:proofErr w:type="spellEnd"/>
+      <w:r>
+        <w:rPr>
+          <w:color w:val="000000" w:themeColor="text1"/>
+          <w:sz w:val="20"/>
+          <w:szCs w:val="20"/>
+        </w:rPr>
+        <w:t xml:space="preserve">. </w:t>
       </w:r>
       <w:hyperlink r:id="rId46">
         <w:r>
@@ -24517,6 +24890,7 @@
         <w:rPr>
           <w:sz w:val="20"/>
           <w:szCs w:val="20"/>
+          <w:lang w:val="en-US"/>
         </w:rPr>
       </w:pPr>
       <w:r>
@@ -24538,7 +24912,15 @@
           <w:sz w:val="20"/>
           <w:szCs w:val="20"/>
         </w:rPr>
-        <w:t xml:space="preserve">). Energías renovables y no renovables. [Web blog spot]. </w:t>
+        <w:t xml:space="preserve">). Energías renovables y no renovables. </w:t>
+      </w:r>
+      <w:r>
+        <w:rPr>
+          <w:sz w:val="20"/>
+          <w:szCs w:val="20"/>
+          <w:lang w:val="en-US"/>
+        </w:rPr>
+        <w:t xml:space="preserve">[Web blog spot]. </w:t>
       </w:r>
       <w:hyperlink r:id="rId47" w:history="1">
         <w:r>
@@ -24546,6 +24928,7 @@
             <w:rStyle w:val="Hipervnculo"/>
             <w:sz w:val="20"/>
             <w:szCs w:val="20"/>
+            <w:lang w:val="en-US"/>
           </w:rPr>
           <w:t>https://201011sma.blogspot.com/2011/02/energias-la-energia-es-una-magnitud.html</w:t>
         </w:r>
@@ -24554,6 +24937,7 @@
         <w:rPr>
           <w:sz w:val="20"/>
           <w:szCs w:val="20"/>
+          <w:lang w:val="en-US"/>
         </w:rPr>
         <w:t xml:space="preserve"> </w:t>
       </w:r>
@@ -24565,6 +24949,7 @@
         <w:rPr>
           <w:sz w:val="20"/>
           <w:szCs w:val="20"/>
+          <w:lang w:val="en-US"/>
         </w:rPr>
       </w:pPr>
     </w:p>
@@ -24609,7 +24994,23 @@
           <w:sz w:val="20"/>
           <w:szCs w:val="20"/>
         </w:rPr>
-        <w:t xml:space="preserve">Hermosa Donate, A. (2003). Principios de electricidad y electrónica. (T III). </w:t>
+        <w:t xml:space="preserve">Hermosa </w:t>
+      </w:r>
+      <w:proofErr w:type="spellStart"/>
+      <w:r>
+        <w:rPr>
+          <w:sz w:val="20"/>
+          <w:szCs w:val="20"/>
+        </w:rPr>
+        <w:t>Donate</w:t>
+      </w:r>
+      <w:proofErr w:type="spellEnd"/>
+      <w:r>
+        <w:rPr>
+          <w:sz w:val="20"/>
+          <w:szCs w:val="20"/>
+        </w:rPr>
+        <w:t xml:space="preserve">, A. (2003). Principios de electricidad y electrónica. (T III). </w:t>
       </w:r>
     </w:p>
     <w:p>
@@ -24675,13 +25076,23 @@
           <w:szCs w:val="20"/>
         </w:rPr>
       </w:pPr>
+      <w:proofErr w:type="spellStart"/>
       <w:r>
         <w:rPr>
           <w:color w:val="000000" w:themeColor="text1"/>
           <w:sz w:val="20"/>
           <w:szCs w:val="20"/>
         </w:rPr>
-        <w:t>Mheducation. (</w:t>
+        <w:t>Mheducation</w:t>
+      </w:r>
+      <w:proofErr w:type="spellEnd"/>
+      <w:r>
+        <w:rPr>
+          <w:color w:val="000000" w:themeColor="text1"/>
+          <w:sz w:val="20"/>
+          <w:szCs w:val="20"/>
+        </w:rPr>
+        <w:t>. (</w:t>
       </w:r>
       <w:r>
         <w:rPr>
@@ -24859,22 +25270,33 @@
           <w:color w:val="000000" w:themeColor="text1"/>
           <w:sz w:val="20"/>
           <w:szCs w:val="20"/>
-        </w:rPr>
-      </w:pPr>
+          <w:lang w:val="en-US"/>
+        </w:rPr>
+      </w:pPr>
+      <w:proofErr w:type="spellStart"/>
       <w:r>
         <w:rPr>
           <w:color w:val="000000" w:themeColor="text1"/>
           <w:sz w:val="20"/>
           <w:szCs w:val="20"/>
         </w:rPr>
-        <w:t>Picco, D. L. (9 de mayo de 201</w:t>
-      </w:r>
+        <w:t>Picco</w:t>
+      </w:r>
+      <w:proofErr w:type="spellEnd"/>
       <w:r>
         <w:rPr>
           <w:color w:val="000000" w:themeColor="text1"/>
           <w:sz w:val="20"/>
           <w:szCs w:val="20"/>
         </w:rPr>
+        <w:t>, D. L. (9 de mayo de 201</w:t>
+      </w:r>
+      <w:r>
+        <w:rPr>
+          <w:color w:val="000000" w:themeColor="text1"/>
+          <w:sz w:val="20"/>
+          <w:szCs w:val="20"/>
+        </w:rPr>
         <w:t>4</w:t>
       </w:r>
       <w:r>
@@ -24883,94 +25305,18 @@
           <w:sz w:val="20"/>
           <w:szCs w:val="20"/>
         </w:rPr>
-        <w:t xml:space="preserve">). El largo camino de la electricidad. [Web blog spot]. </w:t>
+        <w:t xml:space="preserve">). El largo camino de la electricidad. </w:t>
+      </w:r>
+      <w:r>
+        <w:rPr>
+          <w:color w:val="000000" w:themeColor="text1"/>
+          <w:sz w:val="20"/>
+          <w:szCs w:val="20"/>
+          <w:lang w:val="en-US"/>
+        </w:rPr>
+        <w:t xml:space="preserve">[Web blog spot]. </w:t>
       </w:r>
       <w:hyperlink r:id="rId51" w:history="1">
-        <w:r>
-          <w:rPr>
-            <w:rStyle w:val="Hipervnculo"/>
-            <w:sz w:val="20"/>
-            <w:szCs w:val="20"/>
-          </w:rPr>
-          <w:t>https://usuariosdeenergiaelectrica.blogspot.com/2014/05/red-de-distribucion.html</w:t>
-        </w:r>
-      </w:hyperlink>
-      <w:r>
-        <w:rPr>
-          <w:color w:val="000000" w:themeColor="text1"/>
-          <w:sz w:val="20"/>
-          <w:szCs w:val="20"/>
-        </w:rPr>
-        <w:t xml:space="preserve">  </w:t>
-      </w:r>
-    </w:p>
-    <w:p>
-      <w:pPr>
-        <w:pStyle w:val="Normal0"/>
-        <w:ind w:left="142" w:hanging="720"/>
-        <w:rPr>
-          <w:sz w:val="20"/>
-          <w:szCs w:val="20"/>
-        </w:rPr>
-      </w:pPr>
-    </w:p>
-    <w:p>
-      <w:pPr>
-        <w:pStyle w:val="Normal0"/>
-        <w:ind w:left="142" w:hanging="720"/>
-        <w:rPr>
-          <w:sz w:val="20"/>
-          <w:szCs w:val="20"/>
-        </w:rPr>
-      </w:pPr>
-    </w:p>
-    <w:p>
-      <w:pPr>
-        <w:pStyle w:val="Normal0"/>
-        <w:ind w:left="142" w:hanging="720"/>
-        <w:rPr>
-          <w:rStyle w:val="Hipervnculo"/>
-          <w:sz w:val="20"/>
-          <w:szCs w:val="20"/>
-          <w:lang w:val="en-US"/>
-        </w:rPr>
-      </w:pPr>
-      <w:r>
-        <w:rPr>
-          <w:sz w:val="20"/>
-          <w:szCs w:val="20"/>
-        </w:rPr>
-        <w:t xml:space="preserve">Polverini, F.F. (14 de abril de 2022). Fundamentos básicos de Electrónica. </w:t>
-      </w:r>
-      <w:r>
-        <w:rPr>
-          <w:sz w:val="20"/>
-          <w:szCs w:val="20"/>
-          <w:lang w:val="en-US"/>
-        </w:rPr>
-        <w:t>FP Control Automating the worl.</w:t>
-      </w:r>
-      <w:r>
-        <w:rPr>
-          <w:rStyle w:val="Hipervnculo"/>
-          <w:color w:val="auto"/>
-          <w:sz w:val="20"/>
-          <w:szCs w:val="20"/>
-          <w:u w:val="none"/>
-          <w:lang w:val="en-US"/>
-        </w:rPr>
-        <w:t xml:space="preserve"> </w:t>
-      </w:r>
-      <w:r>
-        <w:rPr>
-          <w:rStyle w:val="Hipervnculo"/>
-          <w:sz w:val="20"/>
-          <w:szCs w:val="20"/>
-          <w:lang w:val="en-US"/>
-        </w:rPr>
-        <w:t xml:space="preserve"> </w:t>
-      </w:r>
-      <w:hyperlink r:id="rId52">
         <w:r>
           <w:rPr>
             <w:rStyle w:val="Hipervnculo"/>
@@ -24978,6 +25324,147 @@
             <w:szCs w:val="20"/>
             <w:lang w:val="en-US"/>
           </w:rPr>
+          <w:t>https://usuariosdeenergiaelectrica.blogspot.com/2014/05/red-de-distribucion.html</w:t>
+        </w:r>
+      </w:hyperlink>
+      <w:r>
+        <w:rPr>
+          <w:color w:val="000000" w:themeColor="text1"/>
+          <w:sz w:val="20"/>
+          <w:szCs w:val="20"/>
+          <w:lang w:val="en-US"/>
+        </w:rPr>
+        <w:t xml:space="preserve">  </w:t>
+      </w:r>
+    </w:p>
+    <w:p>
+      <w:pPr>
+        <w:pStyle w:val="Normal0"/>
+        <w:ind w:left="142" w:hanging="720"/>
+        <w:rPr>
+          <w:sz w:val="20"/>
+          <w:szCs w:val="20"/>
+          <w:lang w:val="en-US"/>
+        </w:rPr>
+      </w:pPr>
+    </w:p>
+    <w:p>
+      <w:pPr>
+        <w:pStyle w:val="Normal0"/>
+        <w:ind w:left="142" w:hanging="720"/>
+        <w:rPr>
+          <w:sz w:val="20"/>
+          <w:szCs w:val="20"/>
+          <w:lang w:val="en-US"/>
+        </w:rPr>
+      </w:pPr>
+    </w:p>
+    <w:p>
+      <w:pPr>
+        <w:pStyle w:val="Normal0"/>
+        <w:ind w:left="142" w:hanging="720"/>
+        <w:rPr>
+          <w:rStyle w:val="Hipervnculo"/>
+          <w:sz w:val="20"/>
+          <w:szCs w:val="20"/>
+        </w:rPr>
+      </w:pPr>
+      <w:proofErr w:type="spellStart"/>
+      <w:r>
+        <w:rPr>
+          <w:sz w:val="20"/>
+          <w:szCs w:val="20"/>
+        </w:rPr>
+        <w:t>Polverini</w:t>
+      </w:r>
+      <w:proofErr w:type="spellEnd"/>
+      <w:r>
+        <w:rPr>
+          <w:sz w:val="20"/>
+          <w:szCs w:val="20"/>
+        </w:rPr>
+        <w:t xml:space="preserve">, F.F. (14 de abril de 2022). Fundamentos básicos de Electrónica. </w:t>
+      </w:r>
+      <w:r>
+        <w:rPr>
+          <w:sz w:val="20"/>
+          <w:szCs w:val="20"/>
+        </w:rPr>
+        <w:t xml:space="preserve">FP Control </w:t>
+      </w:r>
+      <w:proofErr w:type="spellStart"/>
+      <w:r>
+        <w:rPr>
+          <w:sz w:val="20"/>
+          <w:szCs w:val="20"/>
+        </w:rPr>
+        <w:t>Automating</w:t>
+      </w:r>
+      <w:proofErr w:type="spellEnd"/>
+      <w:r>
+        <w:rPr>
+          <w:sz w:val="20"/>
+          <w:szCs w:val="20"/>
+        </w:rPr>
+        <w:t xml:space="preserve"> </w:t>
+      </w:r>
+      <w:proofErr w:type="spellStart"/>
+      <w:r>
+        <w:rPr>
+          <w:sz w:val="20"/>
+          <w:szCs w:val="20"/>
+        </w:rPr>
+        <w:t>the</w:t>
+      </w:r>
+      <w:proofErr w:type="spellEnd"/>
+      <w:r>
+        <w:rPr>
+          <w:sz w:val="20"/>
+          <w:szCs w:val="20"/>
+        </w:rPr>
+        <w:t xml:space="preserve"> </w:t>
+      </w:r>
+      <w:proofErr w:type="spellStart"/>
+      <w:r>
+        <w:rPr>
+          <w:sz w:val="20"/>
+          <w:szCs w:val="20"/>
+        </w:rPr>
+        <w:t>worl</w:t>
+      </w:r>
+      <w:proofErr w:type="spellEnd"/>
+      <w:r>
+        <w:rPr>
+          <w:sz w:val="20"/>
+          <w:szCs w:val="20"/>
+        </w:rPr>
+        <w:t>.</w:t>
+      </w:r>
+      <w:r>
+        <w:rPr>
+          <w:rStyle w:val="Hipervnculo"/>
+          <w:color w:val="auto"/>
+          <w:sz w:val="20"/>
+          <w:szCs w:val="20"/>
+          <w:u w:val="none"/>
+        </w:rPr>
+        <w:t xml:space="preserve"> </w:t>
+      </w:r>
+      <w:r>
+        <w:rPr>
+          <w:rStyle w:val="Hipervnculo"/>
+          <w:sz w:val="20"/>
+          <w:szCs w:val="20"/>
+        </w:rPr>
+        <w:t xml:space="preserve"> </w:t>
+      </w:r>
+      <w:hyperlink r:id="rId52">
+        <w:r>
+          <w:rPr>
+            <w:rStyle w:val="Hipervnculo"/>
+            <w:sz w:val="20"/>
+            <w:szCs w:val="20"/>
+          </w:rPr>
           <w:t>https://fpcontrol.com.ar/fundamentos-basicos-de-electronica/</w:t>
         </w:r>
       </w:hyperlink>
@@ -24990,7 +25477,6 @@
           <w:rStyle w:val="Hipervnculo"/>
           <w:sz w:val="20"/>
           <w:szCs w:val="20"/>
-          <w:lang w:val="en-US"/>
         </w:rPr>
       </w:pPr>
     </w:p>
@@ -25003,12 +25489,21 @@
           <w:szCs w:val="20"/>
         </w:rPr>
       </w:pPr>
-      <w:r>
-        <w:rPr>
-          <w:sz w:val="20"/>
-          <w:szCs w:val="20"/>
-        </w:rPr>
-        <w:t xml:space="preserve">Rasek. (11 de febrero de 2011). Corriente eléctrica. </w:t>
+      <w:proofErr w:type="spellStart"/>
+      <w:r>
+        <w:rPr>
+          <w:sz w:val="20"/>
+          <w:szCs w:val="20"/>
+        </w:rPr>
+        <w:t>Rasek</w:t>
+      </w:r>
+      <w:proofErr w:type="spellEnd"/>
+      <w:r>
+        <w:rPr>
+          <w:sz w:val="20"/>
+          <w:szCs w:val="20"/>
+        </w:rPr>
+        <w:t xml:space="preserve">. (11 de febrero de 2011). Corriente eléctrica. </w:t>
       </w:r>
       <w:hyperlink r:id="rId53">
         <w:r>
@@ -25120,13 +25615,41 @@
           <w:szCs w:val="20"/>
         </w:rPr>
       </w:pPr>
+      <w:proofErr w:type="spellStart"/>
       <w:r>
         <w:rPr>
           <w:color w:val="000000" w:themeColor="text1"/>
           <w:sz w:val="20"/>
           <w:szCs w:val="20"/>
         </w:rPr>
-        <w:t xml:space="preserve">Tacca, H. (2020). Conceptos Básicos de Electrotenia. Buenos Aires: SISBI- UBA. Recuperado de: https://www.aacademica.org/hernan.emilio.tacca/10/1.pdf " y corregir la cita en el texto. </w:t>
+        <w:t>Tacca</w:t>
+      </w:r>
+      <w:proofErr w:type="spellEnd"/>
+      <w:r>
+        <w:rPr>
+          <w:color w:val="000000" w:themeColor="text1"/>
+          <w:sz w:val="20"/>
+          <w:szCs w:val="20"/>
+        </w:rPr>
+        <w:t xml:space="preserve">, H. (2020). Conceptos Básicos de </w:t>
+      </w:r>
+      <w:proofErr w:type="spellStart"/>
+      <w:r>
+        <w:rPr>
+          <w:color w:val="000000" w:themeColor="text1"/>
+          <w:sz w:val="20"/>
+          <w:szCs w:val="20"/>
+        </w:rPr>
+        <w:t>Electrotenia</w:t>
+      </w:r>
+      <w:proofErr w:type="spellEnd"/>
+      <w:r>
+        <w:rPr>
+          <w:color w:val="000000" w:themeColor="text1"/>
+          <w:sz w:val="20"/>
+          <w:szCs w:val="20"/>
+        </w:rPr>
+        <w:t xml:space="preserve">. Buenos Aires: SISBI- UBA. Recuperado de: https://www.aacademica.org/hernan.emilio.tacca/10/1.pdf " y corregir la cita en el texto. </w:t>
       </w:r>
     </w:p>
     <w:p>
@@ -25149,13 +25672,23 @@
           <w:szCs w:val="20"/>
         </w:rPr>
       </w:pPr>
+      <w:proofErr w:type="spellStart"/>
       <w:r>
         <w:rPr>
           <w:color w:val="000000" w:themeColor="text1"/>
           <w:sz w:val="20"/>
           <w:szCs w:val="20"/>
         </w:rPr>
-        <w:t>Tuveras. (s.f</w:t>
+        <w:t>Tuveras</w:t>
+      </w:r>
+      <w:proofErr w:type="spellEnd"/>
+      <w:r>
+        <w:rPr>
+          <w:color w:val="000000" w:themeColor="text1"/>
+          <w:sz w:val="20"/>
+          <w:szCs w:val="20"/>
+        </w:rPr>
+        <w:t>. (s.f</w:t>
       </w:r>
       <w:r>
         <w:rPr>
@@ -25233,7 +25766,23 @@
           <w:sz w:val="20"/>
           <w:szCs w:val="20"/>
         </w:rPr>
-        <w:t xml:space="preserve">Zambrano, A. B. (2019). ELEMENTOS DE UN CIRCUITO Unidad 1. Conceptos básicos de electricidad. Senasofiaplus. </w:t>
+        <w:t xml:space="preserve">Zambrano, A. B. (2019). ELEMENTOS DE UN CIRCUITO Unidad 1. Conceptos básicos de electricidad. </w:t>
+      </w:r>
+      <w:proofErr w:type="spellStart"/>
+      <w:r>
+        <w:rPr>
+          <w:sz w:val="20"/>
+          <w:szCs w:val="20"/>
+        </w:rPr>
+        <w:t>Senasofiaplus</w:t>
+      </w:r>
+      <w:proofErr w:type="spellEnd"/>
+      <w:r>
+        <w:rPr>
+          <w:sz w:val="20"/>
+          <w:szCs w:val="20"/>
+        </w:rPr>
+        <w:t xml:space="preserve">. </w:t>
       </w:r>
       <w:hyperlink r:id="rId56">
         <w:r>
@@ -25245,23 +25794,6 @@
           <w:t>https://www.academia.edu/38584781/ELEMENTOS_DE_UN_CIRCUITO_Unidad_1_Conceptos_b%C3%A1sicos_de_electricidad</w:t>
         </w:r>
       </w:hyperlink>
-    </w:p>
-    <w:p>
-      <w:pPr>
-        <w:pStyle w:val="Normal0"/>
-        <w:pBdr>
-          <w:top w:val="nil"/>
-          <w:left w:val="nil"/>
-          <w:bottom w:val="nil"/>
-          <w:right w:val="nil"/>
-          <w:between w:val="nil"/>
-        </w:pBdr>
-        <w:jc w:val="both"/>
-        <w:rPr>
-          <w:sz w:val="20"/>
-          <w:szCs w:val="20"/>
-        </w:rPr>
-      </w:pPr>
     </w:p>
     <w:p>
       <w:pPr>
@@ -26120,24 +26652,19 @@
                 <w:sz w:val="20"/>
                 <w:szCs w:val="20"/>
               </w:rPr>
-              <w:t>Regional</w:t>
-            </w:r>
-            <w:r>
-              <w:rPr>
-                <w:sz w:val="20"/>
-                <w:szCs w:val="20"/>
-              </w:rPr>
               <w:t xml:space="preserve"> </w:t>
             </w:r>
             <w:r>
               <w:rPr>
+                <w:bCs/>
                 <w:sz w:val="20"/>
                 <w:szCs w:val="20"/>
               </w:rPr>
-              <w:t>Santander</w:t>
+              <w:t>Centro Agroturístico</w:t>
             </w:r>
             <w:r>
               <w:rPr>
+                <w:bCs/>
                 <w:sz w:val="20"/>
                 <w:szCs w:val="20"/>
               </w:rPr>
@@ -26145,11 +26672,18 @@
             </w:r>
             <w:r>
               <w:rPr>
+                <w:sz w:val="20"/>
+                <w:szCs w:val="20"/>
+              </w:rPr>
+              <w:t>Regional Santander</w:t>
+            </w:r>
+            <w:r>
+              <w:rPr>
                 <w:bCs/>
                 <w:sz w:val="20"/>
                 <w:szCs w:val="20"/>
               </w:rPr>
-              <w:t xml:space="preserve">Centro Agroturístico </w:t>
+              <w:t xml:space="preserve"> </w:t>
             </w:r>
           </w:p>
         </w:tc>
@@ -26499,11 +27033,16 @@
       <w:r>
         <w:t xml:space="preserve">Texto alternativo: </w:t>
       </w:r>
+    </w:p>
+    <w:p>
+      <w:pPr>
+        <w:pStyle w:val="Textocomentario"/>
+      </w:pPr>
       <w:r>
         <w:rPr>
           <w:color w:val="374151"/>
         </w:rPr>
-        <w:t>La imagen representa un circuito eléctrico sencillo que incluye dos resistencias en serie (R1 y R2) y una fuente de corriente.</w:t>
+        <w:t>Representa un circuito eléctrico sencillo que incluye dos resistencias en serie (R1 y R2) y una fuente de corriente.</w:t>
       </w:r>
     </w:p>
   </w:comment>
@@ -26527,7 +27066,7 @@
         <w:pStyle w:val="Textocomentario"/>
       </w:pPr>
       <w:r>
-        <w:t xml:space="preserve">La figura representa un circuito paralelo compuesto por dos resistencias, R1 y R2, conectadas entre dos nodos comunes. La fuente de alimentación tiene un voltaje de 12V entre los puntos A y el terminal de referencia (0V). La corriente total se divide en dos ramas: I1 atraviesa R1 e I2 atraviesa R2, cumpliendo la Ley de nodos de Kirchhoff, donde la corriente que entra al nodo A es igual a la suma de las corrientes que salen por cada rama. </w:t>
+        <w:t xml:space="preserve">Representa un circuito paralelo compuesto por dos resistencias, R1 y R2, conectadas entre dos nodos comunes. La fuente de alimentación tiene un voltaje de 12V entre los puntos A y el terminal de referencia (0V). La corriente total se divide en dos ramas: I1 atraviesa R1 e I2 atraviesa R2, cumpliendo la Ley de nodos de Kirchhoff, donde la corriente que entra al nodo A es igual a la suma de las corrientes que salen por cada rama. </w:t>
       </w:r>
     </w:p>
   </w:comment>
@@ -26543,7 +27082,7 @@
         <w:annotationRef/>
       </w:r>
       <w:r>
-        <w:t xml:space="preserve">Texto alternativo: se presenta una tabla de verdad correspondiente al funcionamiento de dos interruptores en una conexión lógica OR. La salida es abierta únicamente cuando ambos interruptores están en estado abierto. En cualquier otro caso, la salida permanece cerrada. </w:t>
+        <w:t xml:space="preserve">Texto alternativo: Presenta una tabla de verdad correspondiente al funcionamiento de dos interruptores en una conexión lógica OR. La salida es abierta únicamente cuando ambos interruptores están en estado abierto. En cualquier otro caso, la salida permanece cerrada. </w:t>
       </w:r>
     </w:p>
   </w:comment>
@@ -26567,7 +27106,7 @@
         <w:pStyle w:val="Textocomentario"/>
       </w:pPr>
       <w:r>
-        <w:t xml:space="preserve">La figura representa un circuito mixto compuesto por una combinación de resistencias en serie y en paralelo. La fuente de voltaje V alimenta el sistema. Las resistencias R1 y R5 están conectadas en serie; a partir de allí, la corriente se divide en varias ramas: una con R2 y R3 en paralelo, otra con R4, y otra que continúa el trayecto de la corriente total. Las corrientes I1, I2, I3, I4 e I5 indican el flujo a través de diferentes secciones del circuito. Este tipo de configuración permite analizar el comportamiento combinado de las leyes de Kirchhoff en serie y paralelo. </w:t>
+        <w:t xml:space="preserve">Representa un circuito mixto compuesto por una combinación de resistencias en serie y en paralelo. La fuente de voltaje V alimenta el sistema. Las resistencias R1 y R5 están conectadas en serie; a partir de allí, la corriente se divide en varias ramas: una con R2 y R3 en paralelo, otra con R4, y otra que continúa el trayecto de la corriente total. Las corrientes I1, I2, I3, I4 e I5 indican el flujo a través de diferentes secciones del circuito. Este tipo de configuración permite analizar el comportamiento combinado de las leyes de Kirchhoff en serie y paralelo. </w:t>
       </w:r>
     </w:p>
   </w:comment>
@@ -26583,7 +27122,15 @@
         <w:annotationRef/>
       </w:r>
       <w:r>
-        <w:t>Texto alternativo: La figura representa un circuito resistivo con un nodo central donde convergen tres corrientes: I1​, I2​ e I3​. Cada rama contiene una resistencia de 1k</w:t>
+        <w:t xml:space="preserve">Texto alternativo: </w:t>
+      </w:r>
+    </w:p>
+    <w:p>
+      <w:pPr>
+        <w:pStyle w:val="Textocomentario"/>
+      </w:pPr>
+      <w:r>
+        <w:t>Representa un circuito resistivo con un nodo central donde convergen tres corrientes: I1​, I2​ e I3​. Cada rama contiene una resistencia de 1k</w:t>
       </w:r>
       <w:r>
         <w:rPr>
@@ -26616,7 +27163,7 @@
         <w:pStyle w:val="Textocomentario"/>
       </w:pPr>
       <w:r>
-        <w:t xml:space="preserve">La figura representa un circuito cerrado con una fuente de voltaje de 10V y tres resistencias conectadas en serie: R1, R2 y R3. A cada resistencia le corresponde una caída de tensión identificada como V1, V2 y V3, respectivamente. El esquema ilustra el principio de la Ley de corrientes de Kirchhoff, donde la suma de las caídas de tensión en las resistencias es igual al voltaje total suministrado por la fuente. </w:t>
+        <w:t xml:space="preserve">Representa un circuito cerrado con una fuente de voltaje de 10V y tres resistencias conectadas en serie: R1, R2 y R3. A cada resistencia le corresponde una caída de tensión identificada como V1, V2 y V3, respectivamente. El esquema ilustra el principio de la Ley de corrientes de Kirchhoff, donde la suma de las caídas de tensión en las resistencias es igual al voltaje total suministrado por la fuente. </w:t>
       </w:r>
     </w:p>
   </w:comment>
@@ -26640,7 +27187,7 @@
         <w:pStyle w:val="Textocomentario"/>
       </w:pPr>
       <w:r>
-        <w:t xml:space="preserve">La figura representa un circuito eléctrico con tres resistencias (R1​, R2​ y R3​) conectadas a dos fuentes de voltaje de 15 V y 20 V. Se indican las corrientes I1​, I2​ e I3​, así como el valor de 0.5 A en una de las ramas. El circuito permite analizar la aplicación de la Ley de Kirchhoff para voltajes, donde la suma de las caídas de tensión en cada malla es igual a la suma de las fuentes de voltaje en esa misma malla. </w:t>
+        <w:t xml:space="preserve">Representa un circuito eléctrico con tres resistencias (R1​, R2​ y R3​) conectadas a dos fuentes de voltaje de 15 V y 20 V. Se indican las corrientes I1​, I2​ e I3​, así como el valor de 0.5 A en una de las ramas. El circuito permite analizar la aplicación de la Ley de Kirchhoff para voltajes, donde la suma de las caídas de tensión en cada malla es igual a la suma de las fuentes de voltaje en esa misma malla. </w:t>
       </w:r>
     </w:p>
   </w:comment>
@@ -26656,7 +27203,15 @@
         <w:annotationRef/>
       </w:r>
       <w:r>
-        <w:t>Texto alternativo: La imagen presenta una resistencia, que es un componente diseñado para limitar el flujo de corriente eléctrica en un circuito. Tiene un cuerpo cilíndrico con bandas de colores que indican su valor resistivo.</w:t>
+        <w:t xml:space="preserve">Texto alternativo: </w:t>
+      </w:r>
+    </w:p>
+    <w:p>
+      <w:pPr>
+        <w:pStyle w:val="Textocomentario"/>
+      </w:pPr>
+      <w:r>
+        <w:t>Presenta una resistencia, que es un componente diseñado para limitar el flujo de corriente eléctrica en un circuito. Tiene un cuerpo cilíndrico con bandas de colores que indican su valor resistivo.</w:t>
       </w:r>
     </w:p>
   </w:comment>
@@ -26678,17 +27233,22 @@
   </w:comment>
   <w:comment w:id="14" w:author="Andrea Ardila [2]" w:date="1900-01-01T00:00:00Z" w:initials="AA">
     <w:p>
+      <w:pPr>
+        <w:pStyle w:val="Textocomentario"/>
+      </w:pPr>
       <w:r>
         <w:annotationRef/>
       </w:r>
       <w:r>
-        <w:t>Texto alternativo: La figura expone un código de colores asociado con valores numéricos y multiplicadores utilizados para identificar resistencias electrónicas: el marrón representa 1 y tiene un multiplicador de X10; el rojo es 2 con X100; el naranja es 3 con X1.000; el amarillo es 4 con X10.000; el verde es 5 con X100.000; el azul es 6</w:t>
-      </w:r>
-      <w:r>
-        <w:t xml:space="preserve"> x 1.000.000</w:t>
-      </w:r>
-      <w:r>
-        <w:t>; el violeta es 7; el gris es 8 con X0.1; y el blanco es 9 con X0.01. Además, se indican valores sin color, como el plateado (+/-1) y el dorado (+/-2), junto con sus márgenes de error.</w:t>
+        <w:t xml:space="preserve">Texto alternativo: </w:t>
+      </w:r>
+    </w:p>
+    <w:p>
+      <w:pPr>
+        <w:pStyle w:val="Textocomentario"/>
+      </w:pPr>
+      <w:r>
+        <w:t>Expone un código de colores asociado con valores numéricos y multiplicadores utilizados para identificar resistencias electrónicas: el marrón representa 1 y tiene un multiplicador de X10; el rojo es 2 con X100; el naranja es 3 con X1.000; el amarillo es 4 con X10.000; el verde es 5 con X100.000; el azul es 6 x 1.000.000; el violeta es 7; el gris es 8 con X0.1; y el blanco es 9 con X0.01. Además, se indican valores sin color, como el plateado (+/-1) y el dorado (+/-2), junto con sus márgenes de error.</w:t>
       </w:r>
     </w:p>
   </w:comment>
@@ -26704,13 +27264,7 @@
         <w:annotationRef/>
       </w:r>
       <w:r>
-        <w:t>Texto alternativo: La imagen presenta un circuito en serie compuesto por tres resistencias, R1, R2 y R3</w:t>
-      </w:r>
-      <w:r>
-        <w:t>;</w:t>
-      </w:r>
-      <w:r>
-        <w:t xml:space="preserve"> la resistencia total (Rt) se calcula sumando las resistencias individuales, es decir, Rt = R1 + R2 + R3.</w:t>
+        <w:t>Texto alternativo: Presenta un circuito en serie compuesto por tres resistencias, R1, R2 y R3; la resistencia total (Rt) se calcula sumando las resistencias individuales, es decir, Rt = R1 + R2 + R3.</w:t>
       </w:r>
     </w:p>
   </w:comment>
@@ -26734,7 +27288,7 @@
         <w:pStyle w:val="Textocomentario"/>
       </w:pPr>
       <w:r>
-        <w:t xml:space="preserve">La figura representa un arreglo de resistencias en paralelo, conformado por tres resistencias: R1, R2 y R3. Todas están conectadas entre los mismos dos puntos, lo que permite que la corriente se divida entre las tres ramas. La resistencia equivalente total del sistema se denota como Rt y es menor que el valor de la menor resistencia individual del conjunto. </w:t>
+        <w:t xml:space="preserve">Representa un arreglo de resistencias en paralelo, conformado por tres resistencias: R1, R2 y R3. Todas están conectadas entre los mismos dos puntos, lo que permite que la corriente se divida entre las tres ramas. La resistencia equivalente total del sistema se denota como Rt y es menor que el valor de la menor resistencia individual del conjunto. </w:t>
       </w:r>
     </w:p>
   </w:comment>
@@ -26758,47 +27312,94 @@
         <w:pStyle w:val="Textocomentario"/>
       </w:pPr>
       <w:r>
-        <w:t xml:space="preserve">La figura representa un circuito combinado que integra resistencias en paralelo y en serie. R1 y R2 están en paralelo, conectadas en serie con R3. Esta combinación se enlaza en paralelo con R4 y R5, y finalmente todo el conjunto está en serie con R6. La resistencia total equivalente del sistema se denota como Rt. Este tipo de configuración permite analizar la interacción entre diferentes arreglos de resistencias dentro de un mismo circuito. </w:t>
+        <w:t xml:space="preserve">Representa un circuito combinado que integra resistencias en paralelo y en serie. R1 y R2 están en paralelo, conectadas en serie con R3. Esta combinación se enlaza en paralelo con R4 y R5, y finalmente todo el conjunto está en serie con R6. La resistencia total equivalente del sistema se denota como Rt. Este tipo de configuración permite analizar la interacción entre diferentes arreglos de resistencias dentro de un mismo circuito. </w:t>
       </w:r>
     </w:p>
   </w:comment>
   <w:comment w:id="19" w:author="Andrea Ardila [2]" w:date="1900-01-01T00:00:00Z" w:initials="AA">
     <w:p>
+      <w:pPr>
+        <w:pStyle w:val="Textocomentario"/>
+      </w:pPr>
       <w:r>
         <w:annotationRef/>
       </w:r>
       <w:r>
-        <w:t>Texto alternativo: La imagen representa un circuito eléctrico en un esquema de conexión de componentes conectados en paralelo (R1-2-3 y R4-R5). La resistencia total del circuito (R-t) se calcula sumando las resistencias en serie y utilizando la fórmula clásica para resistencias en paralelo, lo que permite determinar el comportamiento eléctrico del circuito completo.</w:t>
+        <w:t xml:space="preserve">Texto alternativo: </w:t>
+      </w:r>
+    </w:p>
+    <w:p>
+      <w:pPr>
+        <w:pStyle w:val="Textocomentario"/>
+      </w:pPr>
+      <w:r>
+        <w:t>Representa un circuito eléctrico en un esquema de conexión de componentes conectados en paralelo (R1-2-3 y R4-R5). La resistencia total del circuito (R-t) se calcula sumando las resistencias en serie y utilizando la fórmula clásica para resistencias en paralelo, lo que permite determinar el comportamiento eléctrico del circuito completo.</w:t>
       </w:r>
     </w:p>
   </w:comment>
   <w:comment w:id="20" w:author="Andrea Ardila [2]" w:date="1900-01-01T00:00:00Z" w:initials="AA">
     <w:p>
+      <w:pPr>
+        <w:pStyle w:val="Textocomentario"/>
+      </w:pPr>
       <w:r>
         <w:annotationRef/>
       </w:r>
       <w:r>
-        <w:t xml:space="preserve">Texto alternativo: El circuito presenta una configuración en la que se tiene una residencia equivalente R1-2-3 conectada en paralelo con una resistencia equivalente R4-5. Ambas resistencias equivalentes están conectadas en serie con R6, formando la resistencia total Rt del circuito. </w:t>
+        <w:t xml:space="preserve">Texto alternativo: </w:t>
+      </w:r>
+    </w:p>
+    <w:p>
+      <w:pPr>
+        <w:pStyle w:val="Textocomentario"/>
+      </w:pPr>
+      <w:r>
+        <w:t xml:space="preserve">El circuito presenta una configuración en la que se tiene una residencia equivalente R1-2-3 conectada en paralelo con una resistencia equivalente R4-5. Ambas resistencias equivalentes están conectadas en serie con R6, formando la resistencia total Rt del circuito. </w:t>
       </w:r>
     </w:p>
   </w:comment>
-  <w:comment w:id="21" w:author="Andrea Ardila [2]" w:date="1900-01-01T00:00:00Z" w:initials="AA">
-    <w:p>
-      <w:r>
+  <w:comment w:id="21" w:author="Sandra Paola Morales Paez" w:date="2025-07-08T10:42:00Z" w:initials="SM">
+    <w:p>
+      <w:pPr>
+        <w:pStyle w:val="Textocomentario"/>
+      </w:pPr>
+      <w:r>
+        <w:rPr>
+          <w:rStyle w:val="Refdecomentario"/>
+        </w:rPr>
         <w:annotationRef/>
       </w:r>
       <w:r>
-        <w:t>Texto alternativo: En el circuito representado,  las resistencias R1, R2, R3, R4 y R5 forman una resistencia equivalente R1-5 que esta conectada en serie a una resistencia R6 y que su resistencia total se denota como Rt.</w:t>
+        <w:t>Texto alternativo:</w:t>
+      </w:r>
+    </w:p>
+    <w:p>
+      <w:pPr>
+        <w:pStyle w:val="Textocomentario"/>
+      </w:pPr>
+      <w:r>
+        <w:t xml:space="preserve">Se presenta un circuito eléctrico con resistencias conectadas en serie. Las resistencias están etiquetadas como R1...5 y R6, y su combinación da como resultado una resistencia total Rt. </w:t>
       </w:r>
     </w:p>
   </w:comment>
   <w:comment w:id="22" w:author="Andrea Ardila [2]" w:date="1900-01-01T00:00:00Z" w:initials="AA">
     <w:p>
+      <w:pPr>
+        <w:pStyle w:val="Textocomentario"/>
+      </w:pPr>
       <w:r>
         <w:annotationRef/>
       </w:r>
       <w:r>
-        <w:t>Texto alternativo: El diagrama muestra un circuito eléctrico simple que incluye una fuente de voltaje (V) y dos resistencias, (R1) y (R2), en serie. En este circuito, la corriente (I) fluye a través de las resistencias, generando tensiones (V1) y (V2) en ellas, respectivamente.</w:t>
+        <w:t xml:space="preserve">Texto alternativo: </w:t>
+      </w:r>
+    </w:p>
+    <w:p>
+      <w:pPr>
+        <w:pStyle w:val="Textocomentario"/>
+      </w:pPr>
+      <w:r>
+        <w:t>El diagrama expone un circuito eléctrico simple que incluye una fuente de voltaje (V) y dos resistencias, (R1) y (R2), en serie. En este circuito, la corriente (I) fluye a través de las resistencias, generando tensiones (V1) y (V2) en ellas, respectivamente.</w:t>
       </w:r>
     </w:p>
   </w:comment>
@@ -26814,7 +27415,15 @@
         <w:annotationRef/>
       </w:r>
       <w:r>
-        <w:t>Texto alternativo: La imagen presenta un diagrama de un circuito eléctrico en serie y paralelo, donde la fuente de voltaje (V_T) alimenta múltiples ramas. Las corrientes (I_T), (I_1), y (I_2) fluyen a través de las resistencias (R_1) y (R_2), mostrando cómo la corriente se divide en diferentes trayectorias. Las flechas indican la dirección del flujo de corriente, lo que es crucial para el entendimiento de la polaridad y el funcionamiento del circuito.</w:t>
+        <w:t xml:space="preserve">Texto alternativo: </w:t>
+      </w:r>
+    </w:p>
+    <w:p>
+      <w:pPr>
+        <w:pStyle w:val="Textocomentario"/>
+      </w:pPr>
+      <w:r>
+        <w:t>Presenta un diagrama de un circuito eléctrico en serie y paralelo, donde la fuente de voltaje (V_T) alimenta múltiples ramas. Las corrientes (I_T), (I_1), y (I_2) fluyen a través de las resistencias (R_1) y (R_2), mostrando cómo la corriente se divide en diferentes trayectorias. Las flechas indican la dirección del flujo de corriente, lo que es crucial para el entendimiento de la polaridad y el funcionamiento del circuito.</w:t>
       </w:r>
     </w:p>
   </w:comment>
@@ -26838,7 +27447,7 @@
         <w:pStyle w:val="Textocomentario"/>
       </w:pPr>
       <w:r>
-        <w:t xml:space="preserve">La figura presenta una variedad de condensadores de diferentes formas y tamaños, dispuestos sobre una superficie de madera. También se encuentran algunas resistencias electrónicas, lo que sugiere un conjunto de componentes utilizados en circuitos eléctricos o electrónicos. </w:t>
+        <w:t xml:space="preserve">Presenta una variedad de condensadores de diferentes formas y tamaños, dispuestos sobre una superficie de madera. También se encuentran algunas resistencias electrónicas, lo que sugiere un conjunto de componentes utilizados en circuitos eléctricos o electrónicos. </w:t>
       </w:r>
     </w:p>
   </w:comment>
@@ -26921,7 +27530,15 @@
         <w:annotationRef/>
       </w:r>
       <w:r>
-        <w:t>Texto alternativo: La imagen ilustra el proceso de generación, transmisión, transformación, distribución y consumo de electricidad, comenzando desde una central eléctrica que produce energía a 22 kV y utilizando transformadores para elevar el voltaje hasta 220 kV para su transmisión a larga distancia; después, la electricidad se transforma nuevamente a 66 kV y posteriormente a 15 kV, facilitando su distribución en media y baja tensión, hasta alcanzar los usuarios finales que consumen la energía a niveles de 220/110 V.</w:t>
+        <w:t xml:space="preserve">Texto alternativo: </w:t>
+      </w:r>
+    </w:p>
+    <w:p>
+      <w:pPr>
+        <w:pStyle w:val="Textocomentario"/>
+      </w:pPr>
+      <w:r>
+        <w:t>Ilustra el proceso de generación, transmisión, transformación, distribución y consumo de electricidad, comenzando desde una central eléctrica que produce energía a 22 kV y utilizando transformadores para elevar el voltaje hasta 220 kV para su transmisión a larga distancia; después, la electricidad se transforma nuevamente a 66 kV y posteriormente a 15 kV, facilitando su distribución en media y baja tensión, hasta alcanzar los usuarios finales que consumen la energía a niveles de 220/110 V.</w:t>
       </w:r>
     </w:p>
   </w:comment>
@@ -27022,7 +27639,7 @@
   <w15:commentEx w15:paraId="0B00A805" w15:done="0"/>
   <w15:commentEx w15:paraId="0836CE2C" w15:done="0"/>
   <w15:commentEx w15:paraId="2FD84DF7" w15:done="0"/>
-  <w15:commentEx w15:paraId="4AB0DFFF" w15:done="0"/>
+  <w15:commentEx w15:paraId="6DB4661C" w15:done="0"/>
   <w15:commentEx w15:paraId="137C8D59" w15:done="0"/>
   <w15:commentEx w15:paraId="1222E6D2" w15:done="0"/>
   <w15:commentEx w15:paraId="27FEE8B5" w15:done="0"/>
@@ -27058,7 +27675,7 @@
   <w16cex:commentExtensible w16cex:durableId="742ACCBF" w16cex:dateUtc="2025-04-04T22:53:00Z"/>
   <w16cex:commentExtensible w16cex:durableId="22DD47A4" w16cex:dateUtc="2025-03-07T02:20:00Z"/>
   <w16cex:commentExtensible w16cex:durableId="74C103E0" w16cex:dateUtc="2025-03-07T02:37:00Z"/>
-  <w16cex:commentExtensible w16cex:durableId="257AC761" w16cex:dateUtc="2025-03-07T02:46:00Z"/>
+  <w16cex:commentExtensible w16cex:durableId="5D6E1B6D" w16cex:dateUtc="2025-07-08T15:42:00Z"/>
   <w16cex:commentExtensible w16cex:durableId="70C3484C" w16cex:dateUtc="2025-03-07T03:59:00Z"/>
   <w16cex:commentExtensible w16cex:durableId="381A83F2" w16cex:dateUtc="2025-03-07T03:33:00Z"/>
   <w16cex:commentExtensible w16cex:durableId="36E67802" w16cex:dateUtc="2025-03-27T12:33:00Z"/>
@@ -27094,7 +27711,7 @@
   <w16cid:commentId w16cid:paraId="0B00A805" w16cid:durableId="742ACCBF"/>
   <w16cid:commentId w16cid:paraId="0836CE2C" w16cid:durableId="22DD47A4"/>
   <w16cid:commentId w16cid:paraId="2FD84DF7" w16cid:durableId="74C103E0"/>
-  <w16cid:commentId w16cid:paraId="4AB0DFFF" w16cid:durableId="257AC761"/>
+  <w16cid:commentId w16cid:paraId="6DB4661C" w16cid:durableId="5D6E1B6D"/>
   <w16cid:commentId w16cid:paraId="137C8D59" w16cid:durableId="70C3484C"/>
   <w16cid:commentId w16cid:paraId="1222E6D2" w16cid:durableId="381A83F2"/>
   <w16cid:commentId w16cid:paraId="27FEE8B5" w16cid:durableId="36E67802"/>
@@ -34361,6 +34978,12 @@
 </file>
 
 <file path=customXml/item1.xml><?xml version="1.0" encoding="utf-8"?>
+<go:gDocsCustomXmlDataStorage xmlns:go="http://customooxmlschemas.google.com/" xmlns:r="http://schemas.openxmlformats.org/officeDocument/2006/relationships">
+  <go:docsCustomData xmlns:go="http://customooxmlschemas.google.com/" roundtripDataSignature="AMtx7mh3w1sXrKwdjzYCxjbwPkf7wsIk5w==">AMUW2mWhRc/xLonLdtoI8dz4BVu2GREgE7++Eme5Ko+W5/2G+QfXPKxV7NwLPPaJ77IM2LrlHDguxVZnDKcg4iQIvJIe+zJ9DBWjUaWFI+z0k4HbdiCFsJo=</go:docsCustomData>
+</go:gDocsCustomXmlDataStorage>
+</file>
+
+<file path=customXml/item2.xml><?xml version="1.0" encoding="utf-8"?>
 <ct:contentTypeSchema xmlns:ct="http://schemas.microsoft.com/office/2006/metadata/contentType" xmlns:ma="http://schemas.microsoft.com/office/2006/metadata/properties/metaAttributes" ct:_="" ma:_="" ma:contentTypeName="Documento" ma:contentTypeID="0x01010049282E1EDBE9234EA9E6D38F720E265F" ma:contentTypeVersion="15" ma:contentTypeDescription="Crear nuevo documento." ma:contentTypeScope="" ma:versionID="b31c7aa9eaf043a08b87120b3c4916e3">
   <xsd:schema xmlns:xsd="http://www.w3.org/2001/XMLSchema" xmlns:xs="http://www.w3.org/2001/XMLSchema" xmlns:p="http://schemas.microsoft.com/office/2006/metadata/properties" xmlns:ns2="cb45339b-ced9-4d0d-8f64-77573914d53b" xmlns:ns3="43a3ca16-9c26-4813-b83f-4aec9927b43f" targetNamespace="http://schemas.microsoft.com/office/2006/metadata/properties" ma:root="true" ma:fieldsID="3533d065b04d75c457075bc55f1f5315" ns2:_="" ns3:_="">
     <xsd:import namespace="cb45339b-ced9-4d0d-8f64-77573914d53b"/>
@@ -34595,15 +35218,6 @@
 </ct:contentTypeSchema>
 </file>
 
-<file path=customXml/item2.xml><?xml version="1.0" encoding="utf-8"?>
-<?mso-contentType ?>
-<FormTemplates xmlns="http://schemas.microsoft.com/sharepoint/v3/contenttype/forms">
-  <Display>DocumentLibraryForm</Display>
-  <Edit>DocumentLibraryForm</Edit>
-  <New>DocumentLibraryForm</New>
-</FormTemplates>
-</file>
-
 <file path=customXml/item3.xml><?xml version="1.0" encoding="utf-8"?>
 <p:properties xmlns:p="http://schemas.microsoft.com/office/2006/metadata/properties" xmlns:xsi="http://www.w3.org/2001/XMLSchema-instance" xmlns:pc="http://schemas.microsoft.com/office/infopath/2007/PartnerControls">
   <documentManagement>
@@ -34616,16 +35230,28 @@
 </file>
 
 <file path=customXml/item4.xml><?xml version="1.0" encoding="utf-8"?>
-<go:gDocsCustomXmlDataStorage xmlns:go="http://customooxmlschemas.google.com/" xmlns:r="http://schemas.openxmlformats.org/officeDocument/2006/relationships">
-  <go:docsCustomData xmlns:go="http://customooxmlschemas.google.com/" roundtripDataSignature="AMtx7mh3w1sXrKwdjzYCxjbwPkf7wsIk5w==">AMUW2mWhRc/xLonLdtoI8dz4BVu2GREgE7++Eme5Ko+W5/2G+QfXPKxV7NwLPPaJ77IM2LrlHDguxVZnDKcg4iQIvJIe+zJ9DBWjUaWFI+z0k4HbdiCFsJo=</go:docsCustomData>
-</go:gDocsCustomXmlDataStorage>
+<b:Sources xmlns:b="http://schemas.openxmlformats.org/officeDocument/2006/bibliography" xmlns="http://schemas.openxmlformats.org/officeDocument/2006/bibliography" SelectedStyle="\APASixthEditionOfficeOnline.xsl" StyleName="APA" Version="6"/>
 </file>
 
 <file path=customXml/item5.xml><?xml version="1.0" encoding="utf-8"?>
-<b:Sources xmlns:b="http://schemas.openxmlformats.org/officeDocument/2006/bibliography" xmlns="http://schemas.openxmlformats.org/officeDocument/2006/bibliography" SelectedStyle="\APASixthEditionOfficeOnline.xsl" StyleName="APA" Version="6"/>
+<?mso-contentType ?>
+<FormTemplates xmlns="http://schemas.microsoft.com/sharepoint/v3/contenttype/forms">
+  <Display>DocumentLibraryForm</Display>
+  <Edit>DocumentLibraryForm</Edit>
+  <New>DocumentLibraryForm</New>
+</FormTemplates>
 </file>
 
 <file path=customXml/itemProps1.xml><?xml version="1.0" encoding="utf-8"?>
+<ds:datastoreItem xmlns:ds="http://schemas.openxmlformats.org/officeDocument/2006/customXml" ds:itemID="{11111111-1234-1234-1234-123412341234}">
+  <ds:schemaRefs>
+    <ds:schemaRef ds:uri="http://customooxmlschemas.google.com/"/>
+    <ds:schemaRef ds:uri="http://schemas.openxmlformats.org/officeDocument/2006/relationships"/>
+  </ds:schemaRefs>
+</ds:datastoreItem>
+</file>
+
+<file path=customXml/itemProps2.xml><?xml version="1.0" encoding="utf-8"?>
 <ds:datastoreItem xmlns:ds="http://schemas.openxmlformats.org/officeDocument/2006/customXml" ds:itemID="{3119B22A-7AB1-459F-AA75-BA5386DB79A7}">
   <ds:schemaRefs>
     <ds:schemaRef ds:uri="http://schemas.microsoft.com/office/2006/metadata/contentType"/>
@@ -34644,14 +35270,6 @@
 </ds:datastoreItem>
 </file>
 
-<file path=customXml/itemProps2.xml><?xml version="1.0" encoding="utf-8"?>
-<ds:datastoreItem xmlns:ds="http://schemas.openxmlformats.org/officeDocument/2006/customXml" ds:itemID="{83102ECF-E44F-4F73-A78F-FE313D1BFB9A}">
-  <ds:schemaRefs>
-    <ds:schemaRef ds:uri="http://schemas.microsoft.com/sharepoint/v3/contenttype/forms"/>
-  </ds:schemaRefs>
-</ds:datastoreItem>
-</file>
-
 <file path=customXml/itemProps3.xml><?xml version="1.0" encoding="utf-8"?>
 <ds:datastoreItem xmlns:ds="http://schemas.openxmlformats.org/officeDocument/2006/customXml" ds:itemID="{9D9B1A75-0210-4935-8179-95DF20A26AD1}">
   <ds:schemaRefs>
@@ -34664,18 +35282,17 @@
 </file>
 
 <file path=customXml/itemProps4.xml><?xml version="1.0" encoding="utf-8"?>
-<ds:datastoreItem xmlns:ds="http://schemas.openxmlformats.org/officeDocument/2006/customXml" ds:itemID="{11111111-1234-1234-1234-123412341234}">
+<ds:datastoreItem xmlns:ds="http://schemas.openxmlformats.org/officeDocument/2006/customXml" ds:itemID="{E493DF23-E5B7-40C3-BE0E-D4C7E9331E6E}">
   <ds:schemaRefs>
-    <ds:schemaRef ds:uri="http://customooxmlschemas.google.com/"/>
-    <ds:schemaRef ds:uri="http://schemas.openxmlformats.org/officeDocument/2006/relationships"/>
+    <ds:schemaRef ds:uri="http://schemas.openxmlformats.org/officeDocument/2006/bibliography"/>
   </ds:schemaRefs>
 </ds:datastoreItem>
 </file>
 
 <file path=customXml/itemProps5.xml><?xml version="1.0" encoding="utf-8"?>
-<ds:datastoreItem xmlns:ds="http://schemas.openxmlformats.org/officeDocument/2006/customXml" ds:itemID="{E493DF23-E5B7-40C3-BE0E-D4C7E9331E6E}">
+<ds:datastoreItem xmlns:ds="http://schemas.openxmlformats.org/officeDocument/2006/customXml" ds:itemID="{83102ECF-E44F-4F73-A78F-FE313D1BFB9A}">
   <ds:schemaRefs>
-    <ds:schemaRef ds:uri="http://schemas.openxmlformats.org/officeDocument/2006/bibliography"/>
+    <ds:schemaRef ds:uri="http://schemas.microsoft.com/sharepoint/v3/contenttype/forms"/>
   </ds:schemaRefs>
 </ds:datastoreItem>
 </file>